--- a/SAJE_292892_revision/build_r6/06_Response_to_Editor.docx
+++ b/SAJE_292892_revision/build_r6/06_Response_to_Editor.docx
@@ -63,7 +63,7 @@
         <w:pStyle w:val="BodyText"/>
       </w:pPr>
       <w:r>
-        <w:t xml:space="preserve">As requested, we answer the editor’s comments in this letter and Reviewer A’s comments in a separate response file. Comments are quoted in full in italics, and our responses follow in plain text. Section numbers inside the quoted comments refer to the original manuscript; in our responses, section and table numbers refer to the revised manuscript, which has five sections (original Section 5 is now Section 4, and Sections 6 to 8 are now Section 5), in which every sentence that is new or differs from the submitted version is highlighted in blue; text we deleted is not shown. A clean version is also provided. Some secondary results moved from the main text to Appendix A of the supplementary material to keep the main text close to the journal’s usual length.</w:t>
+        <w:t xml:space="preserve">As requested, we answer the editor’s comments in this letter and Reviewer A’s comments in a separate response file. Comments are quoted in full in italics, and our responses follow in plain text. Section numbers inside the quoted comments refer to the original manuscript; in our responses, section and table numbers refer to the revised manuscript, which has five sections (original Sections 3 and 4 are now Section 3, original Section 5 is now Section 4, and original Sections 6 to 8 are now Section 5), in which every sentence that is new or differs from the submitted version is highlighted in blue; text we deleted is not shown. A clean version is also provided. Some secondary results moved from the main text to Appendix A of the supplementary material to keep the main text close to the journal’s usual length.</w:t>
       </w:r>
     </w:p>
     <w:bookmarkStart w:id="25" w:name="response-to-the-editor"/>

--- a/SAJE_292892_revision/build_r6/06_Response_to_Editor.docx
+++ b/SAJE_292892_revision/build_r6/06_Response_to_Editor.docx
@@ -183,7 +183,7 @@
         <w:pStyle w:val="BlockText"/>
       </w:pPr>
       <w:r>
-        <w:t xml:space="preserve">Most listed firms in Southeast Asia have no environmental, social, and governance (ESG) score, so investors who screen on scores cannot hold them. We ask which firms enter the London Stock Exchange Group (LSEG) ESG database and what happens to their valuation around entry. We compare 675 non-financial firms in Indonesia, Malaysia, the Philippines, Singapore, and Thailand that received a first recorded score with 2,613 never-scored firms. Entry is selective. Scored firms are larger, and on average their market-to-book ratio had grown 10.0% more than that of similar firms in the years before their first recorded score, a run-up not detected in a broad Malaysian wave. After entry, the valuation gap stops widening, but whether coverage itself changed valuations depends on when investors first saw the score and on untestable trend assumptions. Research and investment screens that compare rated with unrated firms should model who gets rated and when.</w:t>
+        <w:t xml:space="preserve">Most listed firms in Southeast Asia have no environmental, social, and governance (ESG) score; therefore, investors who screen on scores cannot hold them. We investigate which firms enter the London Stock Exchange Group (LSEG) ESG database and what happens to their valuations around entry. We compare 675 non-financial firms in Indonesia, Malaysia, the Philippines, Singapore, and Thailand that received a first recorded score with 2,613 never-scored firms. Entry is selective. Scored firms are larger, and, on average, their market-to-book ratio had grown 10.0% more than that of similar firms in the years before their first recorded score, a run-up not detected in a broad Malaysian wave. After entry, the valuation gap stops widening, but whether coverage itself changed valuations depends on when investors first saw the score and on untestable trend assumptions. Research and investment screens that compare rated and unrated firms should model who gets rated and when.</w:t>
       </w:r>
     </w:p>
     <w:bookmarkEnd w:id="21"/>
@@ -236,7 +236,7 @@
         <w:t xml:space="preserve">“</w:t>
       </w:r>
       <w:r>
-        <w:t xml:space="preserve">The authors thank the editor of the Southeast Asian Journal of Economics and an anonymous referee for comments and suggestions that substantially improved this paper. An earlier version of the manuscript was edited for language by a native English-speaking editor.</w:t>
+        <w:t xml:space="preserve">The authors thank the editor of the Southeast Asian Journal of Economics and an anonymous referee for comments and suggestions that substantially improved this paper.</w:t>
       </w:r>
       <w:r>
         <w:t xml:space="preserve">”</w:t>
@@ -291,7 +291,7 @@
         <w:pStyle w:val="BodyText"/>
       </w:pPr>
       <w:r>
-        <w:t xml:space="preserve">We agree. We edited the whole manuscript for consistency of terms, numbers, and cross-references, and every number in the text, tables, and this letter is read from the output files of our code. [AUTHOR_INPUT_NEEDED: name of the professional editorial service that edited the revised manuscript, and the month of the edit.]</w:t>
+        <w:t xml:space="preserve">We agree. We edited the whole manuscript for consistency of terms, numbers, and cross-references, and every number in the text, tables, and this letter is read from the output files of our code. The first author, Ha Hong Hanh, then edited the language of the revised manuscript, and a native English-speaking academic proofread it for punctuation, grammar, and word choice.</w:t>
       </w:r>
     </w:p>
     <w:bookmarkEnd w:id="23"/>
@@ -1070,7 +1070,7 @@
   <w:docDefaults>
     <w:rPrDefault>
       <w:rPr>
-        <w:rFonts w:asciiTheme="minorHAnsi" w:cstheme="minorBidi" w:eastAsiaTheme="minorHAnsi" w:hAnsiTheme="minorHAnsi"/>
+        <w:rFonts w:ascii="Times New Roman" w:hAnsi="Times New Roman" w:eastAsia="Times New Roman" w:cs="Times New Roman"/>
         <w:sz w:val="24"/>
         <w:szCs w:val="24"/>
         <w:lang w:bidi="ar-SA" w:eastAsia="en-US" w:val="en-US"/>
@@ -1898,7 +1898,7 @@
     </a:clrScheme>
     <a:fontScheme name="Office">
       <a:majorFont>
-        <a:latin typeface="Calibri"/>
+        <a:latin typeface="Times New Roman"/>
         <a:ea typeface=""/>
         <a:cs typeface=""/>
         <a:font script="Jpan" typeface="ＭＳ ゴシック"/>
@@ -1932,7 +1932,7 @@
         <a:font script="Uigh" typeface="Microsoft Uighur"/>
       </a:majorFont>
       <a:minorFont>
-        <a:latin typeface="Cambria"/>
+        <a:latin typeface="Times New Roman"/>
         <a:ea typeface=""/>
         <a:cs typeface=""/>
         <a:font script="Jpan" typeface="ＭＳ 明朝"/>
